--- a/BaoCaoHocTap2.docx
+++ b/BaoCaoHocTap2.docx
@@ -320,11 +320,12 @@
         <w:tc>
           <w:tcPr>
             <w:tcW w:w="846" w:type="dxa"/>
-          </w:tcPr>
-          <w:p>
-            <w:pPr>
-              <w:spacing w:line="360" w:lineRule="auto"/>
-              <w:jc w:val="both"/>
+            <w:vAlign w:val="center"/>
+          </w:tcPr>
+          <w:p>
+            <w:pPr>
+              <w:spacing w:line="360" w:lineRule="auto"/>
+              <w:jc w:val="center"/>
               <w:rPr>
                 <w:rFonts w:ascii="Times New Roman" w:hAnsi="Times New Roman" w:cs="Times New Roman"/>
                 <w:b/>
@@ -350,11 +351,12 @@
         <w:tc>
           <w:tcPr>
             <w:tcW w:w="2268" w:type="dxa"/>
-          </w:tcPr>
-          <w:p>
-            <w:pPr>
-              <w:spacing w:line="360" w:lineRule="auto"/>
-              <w:jc w:val="both"/>
+            <w:vAlign w:val="center"/>
+          </w:tcPr>
+          <w:p>
+            <w:pPr>
+              <w:spacing w:line="360" w:lineRule="auto"/>
+              <w:jc w:val="center"/>
               <w:rPr>
                 <w:rFonts w:ascii="Times New Roman" w:hAnsi="Times New Roman" w:cs="Times New Roman"/>
                 <w:b/>
@@ -380,11 +382,12 @@
         <w:tc>
           <w:tcPr>
             <w:tcW w:w="2693" w:type="dxa"/>
-          </w:tcPr>
-          <w:p>
-            <w:pPr>
-              <w:spacing w:line="360" w:lineRule="auto"/>
-              <w:jc w:val="both"/>
+            <w:vAlign w:val="center"/>
+          </w:tcPr>
+          <w:p>
+            <w:pPr>
+              <w:spacing w:line="360" w:lineRule="auto"/>
+              <w:jc w:val="center"/>
               <w:rPr>
                 <w:rFonts w:ascii="Times New Roman" w:hAnsi="Times New Roman" w:cs="Times New Roman"/>
                 <w:b/>
@@ -410,11 +413,12 @@
         <w:tc>
           <w:tcPr>
             <w:tcW w:w="3544" w:type="dxa"/>
-          </w:tcPr>
-          <w:p>
-            <w:pPr>
-              <w:spacing w:line="360" w:lineRule="auto"/>
-              <w:jc w:val="both"/>
+            <w:vAlign w:val="center"/>
+          </w:tcPr>
+          <w:p>
+            <w:pPr>
+              <w:spacing w:line="360" w:lineRule="auto"/>
+              <w:jc w:val="center"/>
               <w:rPr>
                 <w:rFonts w:ascii="Times New Roman" w:hAnsi="Times New Roman" w:cs="Times New Roman"/>
                 <w:b/>
@@ -447,6 +451,7 @@
           <w:tcPr>
             <w:tcW w:w="846" w:type="dxa"/>
             <w:vMerge w:val="restart"/>
+            <w:vAlign w:val="center"/>
           </w:tcPr>
           <w:p>
             <w:pPr>
@@ -521,11 +526,12 @@
         <w:tc>
           <w:tcPr>
             <w:tcW w:w="2268" w:type="dxa"/>
-          </w:tcPr>
-          <w:p>
-            <w:pPr>
-              <w:spacing w:line="360" w:lineRule="auto"/>
-              <w:jc w:val="both"/>
+            <w:vAlign w:val="center"/>
+          </w:tcPr>
+          <w:p>
+            <w:pPr>
+              <w:spacing w:line="360" w:lineRule="auto"/>
+              <w:jc w:val="center"/>
               <w:rPr>
                 <w:rFonts w:ascii="Times New Roman" w:hAnsi="Times New Roman" w:cs="Times New Roman"/>
                 <w:sz w:val="28"/>
@@ -547,27 +553,30 @@
         <w:tc>
           <w:tcPr>
             <w:tcW w:w="2693" w:type="dxa"/>
+            <w:vAlign w:val="center"/>
           </w:tcPr>
           <w:p>
             <w:pPr>
               <w:pStyle w:val="NormalWeb"/>
-              <w:rPr>
-                <w:sz w:val="28"/>
-                <w:szCs w:val="28"/>
-                <w:lang w:val="vi-VN"/>
-              </w:rPr>
-            </w:pPr>
-            <w:r>
-              <w:rPr>
-                <w:sz w:val="28"/>
-                <w:szCs w:val="28"/>
-              </w:rPr>
-              <w:t xml:space="preserve">- Viết 1.1.1. Tầm quan trọng của an ninh mạng </w:t>
+              <w:jc w:val="center"/>
+              <w:rPr>
+                <w:sz w:val="28"/>
+                <w:szCs w:val="28"/>
+                <w:lang w:val="vi-VN"/>
+              </w:rPr>
+            </w:pPr>
+            <w:r>
+              <w:rPr>
+                <w:sz w:val="28"/>
+                <w:szCs w:val="28"/>
+              </w:rPr>
+              <w:t>- Viết 1.1.1. Tầm quan trọng của an ninh mạng</w:t>
             </w:r>
           </w:p>
           <w:p>
             <w:pPr>
               <w:pStyle w:val="NormalWeb"/>
+              <w:jc w:val="center"/>
               <w:rPr>
                 <w:sz w:val="28"/>
                 <w:szCs w:val="28"/>
@@ -585,6 +594,7 @@
           <w:p>
             <w:pPr>
               <w:pStyle w:val="NormalWeb"/>
+              <w:jc w:val="center"/>
               <w:rPr>
                 <w:sz w:val="28"/>
                 <w:szCs w:val="28"/>
@@ -602,7 +612,7 @@
           <w:p>
             <w:pPr>
               <w:spacing w:line="360" w:lineRule="auto"/>
-              <w:jc w:val="both"/>
+              <w:jc w:val="center"/>
               <w:rPr>
                 <w:rFonts w:ascii="Times New Roman" w:hAnsi="Times New Roman" w:cs="Times New Roman"/>
                 <w:sz w:val="28"/>
@@ -615,39 +625,42 @@
         <w:tc>
           <w:tcPr>
             <w:tcW w:w="3544" w:type="dxa"/>
+            <w:vAlign w:val="center"/>
           </w:tcPr>
           <w:p>
             <w:pPr>
               <w:pStyle w:val="NormalWeb"/>
-              <w:rPr>
-                <w:sz w:val="28"/>
-                <w:szCs w:val="28"/>
-                <w:lang w:val="vi-VN"/>
-              </w:rPr>
-            </w:pPr>
-            <w:r>
-              <w:rPr>
-                <w:sz w:val="28"/>
-                <w:szCs w:val="28"/>
-              </w:rPr>
-              <w:t xml:space="preserve">- Tìm kiếm, đọc và tổng hợp tài liệu từ các nguồn uy tín: </w:t>
+              <w:jc w:val="center"/>
+              <w:rPr>
+                <w:sz w:val="28"/>
+                <w:szCs w:val="28"/>
+                <w:lang w:val="vi-VN"/>
+              </w:rPr>
+            </w:pPr>
+            <w:r>
+              <w:rPr>
+                <w:sz w:val="28"/>
+                <w:szCs w:val="28"/>
+              </w:rPr>
+              <w:t>- Tìm kiếm, đọc và tổng hợp tài liệu từ các nguồn uy tín:</w:t>
             </w:r>
           </w:p>
           <w:p>
             <w:pPr>
               <w:pStyle w:val="NormalWeb"/>
-              <w:rPr>
-                <w:sz w:val="28"/>
-                <w:szCs w:val="28"/>
-                <w:lang w:val="vi-VN"/>
-              </w:rPr>
-            </w:pPr>
-            <w:r>
-              <w:rPr>
-                <w:sz w:val="28"/>
-                <w:szCs w:val="28"/>
-              </w:rPr>
-              <w:t xml:space="preserve">- Phân tích các ví dụ tấn công liên quan đến RSA (Man-in-the-Middle, Signature Forgery). </w:t>
+              <w:jc w:val="center"/>
+              <w:rPr>
+                <w:sz w:val="28"/>
+                <w:szCs w:val="28"/>
+                <w:lang w:val="vi-VN"/>
+              </w:rPr>
+            </w:pPr>
+            <w:r>
+              <w:rPr>
+                <w:sz w:val="28"/>
+                <w:szCs w:val="28"/>
+              </w:rPr>
+              <w:t>- Phân tích các ví dụ tấn công liên quan đến RSA (Man-in-the-Middle, Signature Forgery).</w:t>
             </w:r>
           </w:p>
         </w:tc>
@@ -661,6 +674,7 @@
           <w:tcPr>
             <w:tcW w:w="846" w:type="dxa"/>
             <w:vMerge/>
+            <w:vAlign w:val="center"/>
           </w:tcPr>
           <w:p>
             <w:pPr>
@@ -678,11 +692,12 @@
         <w:tc>
           <w:tcPr>
             <w:tcW w:w="2268" w:type="dxa"/>
-          </w:tcPr>
-          <w:p>
-            <w:pPr>
-              <w:spacing w:line="360" w:lineRule="auto"/>
-              <w:jc w:val="both"/>
+            <w:vAlign w:val="center"/>
+          </w:tcPr>
+          <w:p>
+            <w:pPr>
+              <w:spacing w:line="360" w:lineRule="auto"/>
+              <w:jc w:val="center"/>
               <w:rPr>
                 <w:rFonts w:ascii="Times New Roman" w:hAnsi="Times New Roman" w:cs="Times New Roman"/>
                 <w:sz w:val="28"/>
@@ -704,27 +719,30 @@
         <w:tc>
           <w:tcPr>
             <w:tcW w:w="2693" w:type="dxa"/>
+            <w:vAlign w:val="center"/>
           </w:tcPr>
           <w:p>
             <w:pPr>
               <w:pStyle w:val="NormalWeb"/>
-              <w:rPr>
-                <w:sz w:val="28"/>
-                <w:szCs w:val="28"/>
-                <w:lang w:val="vi-VN"/>
-              </w:rPr>
-            </w:pPr>
-            <w:r>
-              <w:rPr>
-                <w:sz w:val="28"/>
-                <w:szCs w:val="28"/>
-              </w:rPr>
-              <w:t xml:space="preserve">- Viết Lời Nói Đầu </w:t>
+              <w:jc w:val="center"/>
+              <w:rPr>
+                <w:sz w:val="28"/>
+                <w:szCs w:val="28"/>
+                <w:lang w:val="vi-VN"/>
+              </w:rPr>
+            </w:pPr>
+            <w:r>
+              <w:rPr>
+                <w:sz w:val="28"/>
+                <w:szCs w:val="28"/>
+              </w:rPr>
+              <w:t>- Viết Lời Nói Đầu</w:t>
             </w:r>
           </w:p>
           <w:p>
             <w:pPr>
               <w:pStyle w:val="NormalWeb"/>
+              <w:jc w:val="center"/>
               <w:rPr>
                 <w:sz w:val="28"/>
                 <w:szCs w:val="28"/>
@@ -741,6 +759,7 @@
           <w:p>
             <w:pPr>
               <w:pStyle w:val="NormalWeb"/>
+              <w:jc w:val="center"/>
               <w:rPr>
                 <w:sz w:val="28"/>
                 <w:szCs w:val="28"/>
@@ -759,7 +778,7 @@
           <w:p>
             <w:pPr>
               <w:spacing w:line="360" w:lineRule="auto"/>
-              <w:jc w:val="both"/>
+              <w:jc w:val="center"/>
               <w:rPr>
                 <w:rFonts w:ascii="Times New Roman" w:hAnsi="Times New Roman" w:cs="Times New Roman"/>
                 <w:sz w:val="28"/>
@@ -772,10 +791,12 @@
         <w:tc>
           <w:tcPr>
             <w:tcW w:w="3544" w:type="dxa"/>
+            <w:vAlign w:val="center"/>
           </w:tcPr>
           <w:p>
             <w:pPr>
               <w:pStyle w:val="NormalWeb"/>
+              <w:jc w:val="center"/>
               <w:rPr>
                 <w:sz w:val="28"/>
                 <w:szCs w:val="28"/>
@@ -793,23 +814,25 @@
           <w:p>
             <w:pPr>
               <w:pStyle w:val="NormalWeb"/>
-              <w:rPr>
-                <w:sz w:val="28"/>
-                <w:szCs w:val="28"/>
-                <w:lang w:val="vi-VN"/>
-              </w:rPr>
-            </w:pPr>
-            <w:r>
-              <w:rPr>
-                <w:sz w:val="28"/>
-                <w:szCs w:val="28"/>
-              </w:rPr>
-              <w:t xml:space="preserve"> - Tổng hợp thông tin từ nhiều nguồn về lịch sử và xu hướng an ninh mạng. </w:t>
+              <w:jc w:val="center"/>
+              <w:rPr>
+                <w:sz w:val="28"/>
+                <w:szCs w:val="28"/>
+                <w:lang w:val="vi-VN"/>
+              </w:rPr>
+            </w:pPr>
+            <w:r>
+              <w:rPr>
+                <w:sz w:val="28"/>
+                <w:szCs w:val="28"/>
+              </w:rPr>
+              <w:t>- Tổng hợp thông tin từ nhiều nguồn về lịch sử và xu hướng an ninh mạng.</w:t>
             </w:r>
           </w:p>
           <w:p>
             <w:pPr>
               <w:pStyle w:val="NormalWeb"/>
+              <w:jc w:val="center"/>
               <w:rPr>
                 <w:sz w:val="28"/>
                 <w:szCs w:val="28"/>
@@ -834,6 +857,7 @@
           <w:p>
             <w:pPr>
               <w:spacing w:line="360" w:lineRule="auto"/>
+              <w:jc w:val="center"/>
               <w:rPr>
                 <w:rFonts w:ascii="Times New Roman" w:hAnsi="Times New Roman" w:cs="Times New Roman"/>
                 <w:sz w:val="28"/>
@@ -853,6 +877,7 @@
           <w:tcPr>
             <w:tcW w:w="846" w:type="dxa"/>
             <w:vMerge/>
+            <w:vAlign w:val="center"/>
           </w:tcPr>
           <w:p>
             <w:pPr>
@@ -870,11 +895,12 @@
         <w:tc>
           <w:tcPr>
             <w:tcW w:w="2268" w:type="dxa"/>
-          </w:tcPr>
-          <w:p>
-            <w:pPr>
-              <w:spacing w:line="360" w:lineRule="auto"/>
-              <w:jc w:val="both"/>
+            <w:vAlign w:val="center"/>
+          </w:tcPr>
+          <w:p>
+            <w:pPr>
+              <w:spacing w:line="360" w:lineRule="auto"/>
+              <w:jc w:val="center"/>
               <w:rPr>
                 <w:rFonts w:ascii="Times New Roman" w:hAnsi="Times New Roman" w:cs="Times New Roman"/>
                 <w:sz w:val="28"/>
@@ -896,10 +922,12 @@
         <w:tc>
           <w:tcPr>
             <w:tcW w:w="2693" w:type="dxa"/>
+            <w:vAlign w:val="center"/>
           </w:tcPr>
           <w:p>
             <w:pPr>
               <w:pStyle w:val="NormalWeb"/>
+              <w:jc w:val="center"/>
               <w:rPr>
                 <w:sz w:val="28"/>
                 <w:szCs w:val="28"/>
@@ -917,6 +945,7 @@
           <w:p>
             <w:pPr>
               <w:pStyle w:val="NormalWeb"/>
+              <w:jc w:val="center"/>
               <w:rPr>
                 <w:sz w:val="28"/>
                 <w:szCs w:val="28"/>
@@ -964,6 +993,7 @@
           <w:p>
             <w:pPr>
               <w:pStyle w:val="NormalWeb"/>
+              <w:jc w:val="center"/>
               <w:rPr>
                 <w:sz w:val="28"/>
                 <w:szCs w:val="28"/>
@@ -1004,17 +1034,18 @@
           <w:p>
             <w:pPr>
               <w:pStyle w:val="NormalWeb"/>
-              <w:rPr>
-                <w:sz w:val="28"/>
-                <w:szCs w:val="28"/>
-                <w:lang w:val="vi-VN"/>
-              </w:rPr>
-            </w:pPr>
-          </w:p>
-          <w:p>
-            <w:pPr>
-              <w:spacing w:line="360" w:lineRule="auto"/>
-              <w:jc w:val="both"/>
+              <w:jc w:val="center"/>
+              <w:rPr>
+                <w:sz w:val="28"/>
+                <w:szCs w:val="28"/>
+                <w:lang w:val="vi-VN"/>
+              </w:rPr>
+            </w:pPr>
+          </w:p>
+          <w:p>
+            <w:pPr>
+              <w:spacing w:line="360" w:lineRule="auto"/>
+              <w:jc w:val="center"/>
               <w:rPr>
                 <w:rFonts w:ascii="Times New Roman" w:hAnsi="Times New Roman" w:cs="Times New Roman"/>
                 <w:sz w:val="28"/>
@@ -1027,44 +1058,48 @@
         <w:tc>
           <w:tcPr>
             <w:tcW w:w="3544" w:type="dxa"/>
+            <w:vAlign w:val="center"/>
           </w:tcPr>
           <w:p>
             <w:pPr>
               <w:pStyle w:val="NormalWeb"/>
-              <w:rPr>
-                <w:sz w:val="28"/>
-                <w:szCs w:val="28"/>
-                <w:lang w:val="vi-VN"/>
-              </w:rPr>
-            </w:pPr>
-            <w:r>
-              <w:rPr>
-                <w:sz w:val="28"/>
-                <w:szCs w:val="28"/>
-              </w:rPr>
-              <w:t xml:space="preserve">- Nghiên cứu các loại hình an ninh mạng qua tài liệu chuyên ngành và báo cáo xu hướng </w:t>
+              <w:jc w:val="center"/>
+              <w:rPr>
+                <w:sz w:val="28"/>
+                <w:szCs w:val="28"/>
+                <w:lang w:val="vi-VN"/>
+              </w:rPr>
+            </w:pPr>
+            <w:r>
+              <w:rPr>
+                <w:sz w:val="28"/>
+                <w:szCs w:val="28"/>
+              </w:rPr>
+              <w:t>- Nghiên cứu các loại hình an ninh mạng qua tài liệu chuyên ngành và báo cáo xu hướng</w:t>
             </w:r>
           </w:p>
           <w:p>
             <w:pPr>
               <w:pStyle w:val="NormalWeb"/>
-              <w:rPr>
-                <w:sz w:val="28"/>
-                <w:szCs w:val="28"/>
-                <w:lang w:val="vi-VN"/>
-              </w:rPr>
-            </w:pPr>
-            <w:r>
-              <w:rPr>
-                <w:sz w:val="28"/>
-                <w:szCs w:val="28"/>
-              </w:rPr>
-              <w:t xml:space="preserve">- Phân loại và mô tả chi tiết từng loại, tập trung vào mối liên hệ với chữ ký số và RSA. </w:t>
+              <w:jc w:val="center"/>
+              <w:rPr>
+                <w:sz w:val="28"/>
+                <w:szCs w:val="28"/>
+                <w:lang w:val="vi-VN"/>
+              </w:rPr>
+            </w:pPr>
+            <w:r>
+              <w:rPr>
+                <w:sz w:val="28"/>
+                <w:szCs w:val="28"/>
+              </w:rPr>
+              <w:t>- Phân loại và mô tả chi tiết từng loại, tập trung vào mối liên hệ với chữ ký số và RSA.</w:t>
             </w:r>
           </w:p>
           <w:p>
             <w:pPr>
               <w:pStyle w:val="NormalWeb"/>
+              <w:jc w:val="center"/>
               <w:rPr>
                 <w:sz w:val="28"/>
                 <w:szCs w:val="28"/>
@@ -1083,6 +1118,7 @@
           <w:tcPr>
             <w:tcW w:w="846" w:type="dxa"/>
             <w:vMerge/>
+            <w:vAlign w:val="center"/>
           </w:tcPr>
           <w:p>
             <w:pPr>
@@ -1100,11 +1136,12 @@
         <w:tc>
           <w:tcPr>
             <w:tcW w:w="2268" w:type="dxa"/>
-          </w:tcPr>
-          <w:p>
-            <w:pPr>
-              <w:spacing w:line="360" w:lineRule="auto"/>
-              <w:jc w:val="both"/>
+            <w:vAlign w:val="center"/>
+          </w:tcPr>
+          <w:p>
+            <w:pPr>
+              <w:spacing w:line="360" w:lineRule="auto"/>
+              <w:jc w:val="center"/>
               <w:rPr>
                 <w:rFonts w:ascii="Times New Roman" w:hAnsi="Times New Roman" w:cs="Times New Roman"/>
                 <w:sz w:val="28"/>
@@ -1126,11 +1163,12 @@
         <w:tc>
           <w:tcPr>
             <w:tcW w:w="2693" w:type="dxa"/>
-          </w:tcPr>
-          <w:p>
-            <w:pPr>
-              <w:spacing w:line="360" w:lineRule="auto"/>
-              <w:jc w:val="both"/>
+            <w:vAlign w:val="center"/>
+          </w:tcPr>
+          <w:p>
+            <w:pPr>
+              <w:spacing w:line="360" w:lineRule="auto"/>
+              <w:jc w:val="center"/>
               <w:rPr>
                 <w:rFonts w:ascii="Times New Roman" w:hAnsi="Times New Roman" w:cs="Times New Roman"/>
                 <w:sz w:val="28"/>
@@ -1151,44 +1189,48 @@
         <w:tc>
           <w:tcPr>
             <w:tcW w:w="3544" w:type="dxa"/>
+            <w:vAlign w:val="center"/>
           </w:tcPr>
           <w:p>
             <w:pPr>
               <w:pStyle w:val="NormalWeb"/>
-              <w:rPr>
-                <w:sz w:val="28"/>
-                <w:szCs w:val="28"/>
-                <w:lang w:val="vi-VN"/>
-              </w:rPr>
-            </w:pPr>
-            <w:r>
-              <w:rPr>
-                <w:sz w:val="28"/>
-                <w:szCs w:val="28"/>
-              </w:rPr>
-              <w:t xml:space="preserve">- Xác định lý do chọn đề tài dựa trên thực tế ứng dụng của chữ ký số RSA. </w:t>
+              <w:jc w:val="center"/>
+              <w:rPr>
+                <w:sz w:val="28"/>
+                <w:szCs w:val="28"/>
+                <w:lang w:val="vi-VN"/>
+              </w:rPr>
+            </w:pPr>
+            <w:r>
+              <w:rPr>
+                <w:sz w:val="28"/>
+                <w:szCs w:val="28"/>
+              </w:rPr>
+              <w:t>- Xác định lý do chọn đề tài dựa trên thực tế ứng dụng của chữ ký số RSA.</w:t>
             </w:r>
           </w:p>
           <w:p>
             <w:pPr>
               <w:pStyle w:val="NormalWeb"/>
-              <w:rPr>
-                <w:sz w:val="28"/>
-                <w:szCs w:val="28"/>
-                <w:lang w:val="vi-VN"/>
-              </w:rPr>
-            </w:pPr>
-            <w:r>
-              <w:rPr>
-                <w:sz w:val="28"/>
-                <w:szCs w:val="28"/>
-              </w:rPr>
-              <w:t xml:space="preserve">- Lập dàn ý chi tiết các nội dung nghiên cứu cần thực hiện. </w:t>
+              <w:jc w:val="center"/>
+              <w:rPr>
+                <w:sz w:val="28"/>
+                <w:szCs w:val="28"/>
+                <w:lang w:val="vi-VN"/>
+              </w:rPr>
+            </w:pPr>
+            <w:r>
+              <w:rPr>
+                <w:sz w:val="28"/>
+                <w:szCs w:val="28"/>
+              </w:rPr>
+              <w:t>- Lập dàn ý chi tiết các nội dung nghiên cứu cần thực hiện.</w:t>
             </w:r>
           </w:p>
           <w:p>
             <w:pPr>
               <w:pStyle w:val="NormalWeb"/>
+              <w:jc w:val="center"/>
               <w:rPr>
                 <w:sz w:val="28"/>
                 <w:szCs w:val="28"/>
@@ -1205,7 +1247,7 @@
           <w:p>
             <w:pPr>
               <w:spacing w:line="360" w:lineRule="auto"/>
-              <w:jc w:val="both"/>
+              <w:jc w:val="center"/>
               <w:rPr>
                 <w:rFonts w:ascii="Times New Roman" w:hAnsi="Times New Roman" w:cs="Times New Roman"/>
                 <w:sz w:val="28"/>
@@ -1225,6 +1267,7 @@
           <w:tcPr>
             <w:tcW w:w="846" w:type="dxa"/>
             <w:vMerge/>
+            <w:vAlign w:val="center"/>
           </w:tcPr>
           <w:p>
             <w:pPr>
@@ -1242,11 +1285,12 @@
         <w:tc>
           <w:tcPr>
             <w:tcW w:w="2268" w:type="dxa"/>
-          </w:tcPr>
-          <w:p>
-            <w:pPr>
-              <w:spacing w:line="360" w:lineRule="auto"/>
-              <w:jc w:val="both"/>
+            <w:vAlign w:val="center"/>
+          </w:tcPr>
+          <w:p>
+            <w:pPr>
+              <w:spacing w:line="360" w:lineRule="auto"/>
+              <w:jc w:val="center"/>
               <w:rPr>
                 <w:rFonts w:ascii="Times New Roman" w:hAnsi="Times New Roman" w:cs="Times New Roman"/>
                 <w:sz w:val="28"/>
@@ -1268,35 +1312,38 @@
         <w:tc>
           <w:tcPr>
             <w:tcW w:w="2693" w:type="dxa"/>
-          </w:tcPr>
-          <w:p>
-            <w:pPr>
-              <w:spacing w:line="360" w:lineRule="auto"/>
-              <w:jc w:val="both"/>
-              <w:rPr>
-                <w:rFonts w:ascii="Times New Roman" w:hAnsi="Times New Roman" w:cs="Times New Roman"/>
-                <w:sz w:val="28"/>
-                <w:szCs w:val="28"/>
-                <w:lang w:val="vi-VN"/>
-              </w:rPr>
-            </w:pPr>
-            <w:r>
-              <w:rPr>
-                <w:rFonts w:ascii="Times New Roman" w:hAnsi="Times New Roman" w:cs="Times New Roman"/>
-                <w:sz w:val="28"/>
-                <w:szCs w:val="28"/>
-              </w:rPr>
-              <w:t xml:space="preserve">- Viết toàn bộ 1.2. Các kiến thức cơ sở (1.2.1 → 1.2.5) </w:t>
+            <w:vAlign w:val="center"/>
+          </w:tcPr>
+          <w:p>
+            <w:pPr>
+              <w:spacing w:line="360" w:lineRule="auto"/>
+              <w:jc w:val="center"/>
+              <w:rPr>
+                <w:rFonts w:ascii="Times New Roman" w:hAnsi="Times New Roman" w:cs="Times New Roman"/>
+                <w:sz w:val="28"/>
+                <w:szCs w:val="28"/>
+                <w:lang w:val="vi-VN"/>
+              </w:rPr>
+            </w:pPr>
+            <w:r>
+              <w:rPr>
+                <w:rFonts w:ascii="Times New Roman" w:hAnsi="Times New Roman" w:cs="Times New Roman"/>
+                <w:sz w:val="28"/>
+                <w:szCs w:val="28"/>
+              </w:rPr>
+              <w:t>- Viết toàn bộ 1.2. Các kiến thức cơ sở (1.2.1 → 1.2.5)</w:t>
             </w:r>
           </w:p>
         </w:tc>
         <w:tc>
           <w:tcPr>
             <w:tcW w:w="3544" w:type="dxa"/>
+            <w:vAlign w:val="center"/>
           </w:tcPr>
           <w:p>
             <w:pPr>
               <w:pStyle w:val="NormalWeb"/>
+              <w:jc w:val="center"/>
               <w:rPr>
                 <w:sz w:val="28"/>
                 <w:szCs w:val="28"/>
@@ -1322,18 +1369,19 @@
           <w:p>
             <w:pPr>
               <w:pStyle w:val="NormalWeb"/>
-              <w:rPr>
-                <w:sz w:val="28"/>
-                <w:szCs w:val="28"/>
-                <w:lang w:val="vi-VN"/>
-              </w:rPr>
-            </w:pPr>
-            <w:r>
-              <w:rPr>
-                <w:sz w:val="28"/>
-                <w:szCs w:val="28"/>
-              </w:rPr>
-              <w:t xml:space="preserve"> - Tập trung giải thích rõ các khái niệm quan trọng liên quan trực tiếp đến RSA (số </w:t>
+              <w:jc w:val="center"/>
+              <w:rPr>
+                <w:sz w:val="28"/>
+                <w:szCs w:val="28"/>
+                <w:lang w:val="vi-VN"/>
+              </w:rPr>
+            </w:pPr>
+            <w:r>
+              <w:rPr>
+                <w:sz w:val="28"/>
+                <w:szCs w:val="28"/>
+              </w:rPr>
+              <w:t xml:space="preserve">- Tập trung giải thích rõ các khái niệm quan trọng liên quan trực tiếp đến RSA (số </w:t>
             </w:r>
             <w:r>
               <w:rPr>
@@ -1341,12 +1389,13 @@
                 <w:szCs w:val="28"/>
               </w:rPr>
               <w:lastRenderedPageBreak/>
-              <w:t xml:space="preserve">nguyên tố, hàm Euler, lũy thừa modulo, hàm băm…). </w:t>
+              <w:t>nguyên tố, hàm Euler, lũy thừa modulo, hàm băm…).</w:t>
             </w:r>
           </w:p>
           <w:p>
             <w:pPr>
               <w:pStyle w:val="NormalWeb"/>
+              <w:jc w:val="center"/>
               <w:rPr>
                 <w:sz w:val="28"/>
                 <w:szCs w:val="28"/>
@@ -1363,7 +1412,7 @@
           <w:p>
             <w:pPr>
               <w:spacing w:line="360" w:lineRule="auto"/>
-              <w:jc w:val="both"/>
+              <w:jc w:val="center"/>
               <w:rPr>
                 <w:rFonts w:ascii="Times New Roman" w:hAnsi="Times New Roman" w:cs="Times New Roman"/>
                 <w:sz w:val="28"/>
@@ -1383,6 +1432,7 @@
           <w:tcPr>
             <w:tcW w:w="846" w:type="dxa"/>
             <w:vMerge w:val="restart"/>
+            <w:vAlign w:val="center"/>
           </w:tcPr>
           <w:p>
             <w:pPr>
@@ -1457,11 +1507,12 @@
         <w:tc>
           <w:tcPr>
             <w:tcW w:w="2268" w:type="dxa"/>
-          </w:tcPr>
-          <w:p>
-            <w:pPr>
-              <w:spacing w:line="360" w:lineRule="auto"/>
-              <w:jc w:val="both"/>
+            <w:vAlign w:val="center"/>
+          </w:tcPr>
+          <w:p>
+            <w:pPr>
+              <w:spacing w:line="360" w:lineRule="auto"/>
+              <w:jc w:val="center"/>
               <w:rPr>
                 <w:rFonts w:ascii="Times New Roman" w:hAnsi="Times New Roman" w:cs="Times New Roman"/>
                 <w:sz w:val="28"/>
@@ -1483,6 +1534,7 @@
         <w:tc>
           <w:tcPr>
             <w:tcW w:w="2693" w:type="dxa"/>
+            <w:vAlign w:val="center"/>
           </w:tcPr>
           <w:p>
             <w:pPr>
@@ -1492,6 +1544,7 @@
                 <w:numId w:val="1"/>
               </w:numPr>
               <w:ind w:left="26" w:right="164" w:firstLine="0"/>
+              <w:jc w:val="center"/>
               <w:rPr>
                 <w:rFonts w:ascii="Times New Roman" w:hAnsi="Times New Roman" w:cs="Times New Roman"/>
                 <w:color w:val="000000" w:themeColor="text1"/>
@@ -1520,7 +1573,7 @@
               </w:numPr>
               <w:spacing w:line="360" w:lineRule="auto"/>
               <w:ind w:left="26" w:right="164" w:firstLine="0"/>
-              <w:jc w:val="both"/>
+              <w:jc w:val="center"/>
               <w:rPr>
                 <w:rFonts w:ascii="Times New Roman" w:hAnsi="Times New Roman" w:cs="Times New Roman"/>
                 <w:sz w:val="28"/>
@@ -1536,18 +1589,19 @@
                 <w:szCs w:val="28"/>
                 <w:lang w:val="vi-VN"/>
               </w:rPr>
-              <w:t xml:space="preserve">Viết 2.1.1. -&gt; 2.1.5. </w:t>
+              <w:t>Viết 2.1.1. -&gt; 2.1.5.</w:t>
             </w:r>
           </w:p>
         </w:tc>
         <w:tc>
           <w:tcPr>
             <w:tcW w:w="3544" w:type="dxa"/>
-          </w:tcPr>
-          <w:p>
-            <w:pPr>
-              <w:spacing w:line="360" w:lineRule="auto"/>
-              <w:jc w:val="both"/>
+            <w:vAlign w:val="center"/>
+          </w:tcPr>
+          <w:p>
+            <w:pPr>
+              <w:spacing w:line="360" w:lineRule="auto"/>
+              <w:jc w:val="center"/>
               <w:rPr>
                 <w:rFonts w:ascii="Times New Roman" w:hAnsi="Times New Roman" w:cs="Times New Roman"/>
                 <w:sz w:val="28"/>
@@ -1559,6 +1613,7 @@
           <w:p>
             <w:pPr>
               <w:pStyle w:val="NormalWeb"/>
+              <w:jc w:val="center"/>
               <w:rPr>
                 <w:sz w:val="28"/>
                 <w:szCs w:val="28"/>
@@ -1576,23 +1631,25 @@
           <w:p>
             <w:pPr>
               <w:pStyle w:val="NormalWeb"/>
-              <w:rPr>
-                <w:sz w:val="28"/>
-                <w:szCs w:val="28"/>
-                <w:lang w:val="vi-VN"/>
-              </w:rPr>
-            </w:pPr>
-            <w:r>
-              <w:rPr>
-                <w:sz w:val="28"/>
-                <w:szCs w:val="28"/>
-              </w:rPr>
-              <w:t xml:space="preserve"> - Nghiên cứu sâu ý tưởng của Diffie-Hellman và các thành phần của hệ mã hóa khóa công khai. </w:t>
+              <w:jc w:val="center"/>
+              <w:rPr>
+                <w:sz w:val="28"/>
+                <w:szCs w:val="28"/>
+                <w:lang w:val="vi-VN"/>
+              </w:rPr>
+            </w:pPr>
+            <w:r>
+              <w:rPr>
+                <w:sz w:val="28"/>
+                <w:szCs w:val="28"/>
+              </w:rPr>
+              <w:t>- Nghiên cứu sâu ý tưởng của Diffie-Hellman và các thành phần của hệ mã hóa khóa công khai.</w:t>
             </w:r>
           </w:p>
           <w:p>
             <w:pPr>
               <w:pStyle w:val="NormalWeb"/>
+              <w:jc w:val="center"/>
               <w:rPr>
                 <w:sz w:val="28"/>
                 <w:szCs w:val="28"/>
@@ -1610,6 +1667,7 @@
           <w:p>
             <w:pPr>
               <w:pStyle w:val="NormalWeb"/>
+              <w:jc w:val="center"/>
               <w:rPr>
                 <w:sz w:val="28"/>
                 <w:szCs w:val="28"/>
@@ -1620,6 +1678,7 @@
           <w:p>
             <w:pPr>
               <w:ind w:firstLine="720"/>
+              <w:jc w:val="center"/>
               <w:rPr>
                 <w:rFonts w:ascii="Times New Roman" w:hAnsi="Times New Roman" w:cs="Times New Roman"/>
                 <w:sz w:val="28"/>
@@ -1639,6 +1698,7 @@
           <w:tcPr>
             <w:tcW w:w="846" w:type="dxa"/>
             <w:vMerge/>
+            <w:vAlign w:val="center"/>
           </w:tcPr>
           <w:p>
             <w:pPr>
@@ -1656,11 +1716,12 @@
         <w:tc>
           <w:tcPr>
             <w:tcW w:w="2268" w:type="dxa"/>
-          </w:tcPr>
-          <w:p>
-            <w:pPr>
-              <w:spacing w:line="360" w:lineRule="auto"/>
-              <w:jc w:val="both"/>
+            <w:vAlign w:val="center"/>
+          </w:tcPr>
+          <w:p>
+            <w:pPr>
+              <w:spacing w:line="360" w:lineRule="auto"/>
+              <w:jc w:val="center"/>
               <w:rPr>
                 <w:rFonts w:ascii="Times New Roman" w:hAnsi="Times New Roman" w:cs="Times New Roman"/>
                 <w:sz w:val="28"/>
@@ -1682,6 +1743,7 @@
         <w:tc>
           <w:tcPr>
             <w:tcW w:w="2693" w:type="dxa"/>
+            <w:vAlign w:val="center"/>
           </w:tcPr>
           <w:p>
             <w:pPr>
@@ -1691,6 +1753,7 @@
                 <w:numId w:val="1"/>
               </w:numPr>
               <w:ind w:left="26" w:right="164" w:firstLine="0"/>
+              <w:jc w:val="center"/>
               <w:rPr>
                 <w:rFonts w:ascii="Times New Roman" w:hAnsi="Times New Roman" w:cs="Times New Roman"/>
                 <w:color w:val="000000" w:themeColor="text1"/>
@@ -1719,7 +1782,7 @@
               </w:numPr>
               <w:spacing w:line="360" w:lineRule="auto"/>
               <w:ind w:left="26" w:right="164" w:firstLine="0"/>
-              <w:jc w:val="both"/>
+              <w:jc w:val="center"/>
               <w:rPr>
                 <w:rFonts w:ascii="Times New Roman" w:hAnsi="Times New Roman" w:cs="Times New Roman"/>
                 <w:sz w:val="28"/>
@@ -1742,10 +1805,12 @@
         <w:tc>
           <w:tcPr>
             <w:tcW w:w="3544" w:type="dxa"/>
+            <w:vAlign w:val="center"/>
           </w:tcPr>
           <w:p>
             <w:pPr>
               <w:pStyle w:val="NormalWeb"/>
+              <w:jc w:val="center"/>
               <w:rPr>
                 <w:sz w:val="28"/>
                 <w:szCs w:val="28"/>
@@ -1763,18 +1828,19 @@
           <w:p>
             <w:pPr>
               <w:pStyle w:val="NormalWeb"/>
-              <w:rPr>
-                <w:sz w:val="28"/>
-                <w:szCs w:val="28"/>
-                <w:lang w:val="vi-VN"/>
-              </w:rPr>
-            </w:pPr>
-            <w:r>
-              <w:rPr>
-                <w:sz w:val="28"/>
-                <w:szCs w:val="28"/>
-              </w:rPr>
-              <w:t xml:space="preserve"> - Thực hiện ví dụ minh họa cụ thể</w:t>
+              <w:jc w:val="center"/>
+              <w:rPr>
+                <w:sz w:val="28"/>
+                <w:szCs w:val="28"/>
+                <w:lang w:val="vi-VN"/>
+              </w:rPr>
+            </w:pPr>
+            <w:r>
+              <w:rPr>
+                <w:sz w:val="28"/>
+                <w:szCs w:val="28"/>
+              </w:rPr>
+              <w:t>- Thực hiện ví dụ minh họa cụ thể</w:t>
             </w:r>
             <w:r>
               <w:rPr>
@@ -1788,23 +1854,25 @@
           <w:p>
             <w:pPr>
               <w:pStyle w:val="NormalWeb"/>
-              <w:rPr>
-                <w:sz w:val="28"/>
-                <w:szCs w:val="28"/>
-                <w:lang w:val="vi-VN"/>
-              </w:rPr>
-            </w:pPr>
-            <w:r>
-              <w:rPr>
-                <w:sz w:val="28"/>
-                <w:szCs w:val="28"/>
-              </w:rPr>
-              <w:t xml:space="preserve">- Viết chi tiết các giai đoạn sinh khóa, mã hóa, giải mã. </w:t>
+              <w:jc w:val="center"/>
+              <w:rPr>
+                <w:sz w:val="28"/>
+                <w:szCs w:val="28"/>
+                <w:lang w:val="vi-VN"/>
+              </w:rPr>
+            </w:pPr>
+            <w:r>
+              <w:rPr>
+                <w:sz w:val="28"/>
+                <w:szCs w:val="28"/>
+              </w:rPr>
+              <w:t>- Viết chi tiết các giai đoạn sinh khóa, mã hóa, giải mã.</w:t>
             </w:r>
           </w:p>
           <w:p>
             <w:pPr>
               <w:pStyle w:val="NormalWeb"/>
+              <w:jc w:val="center"/>
               <w:rPr>
                 <w:sz w:val="28"/>
                 <w:szCs w:val="28"/>
@@ -1825,7 +1893,7 @@
                 <w:tab w:val="left" w:pos="1041"/>
               </w:tabs>
               <w:spacing w:line="360" w:lineRule="auto"/>
-              <w:jc w:val="both"/>
+              <w:jc w:val="center"/>
               <w:rPr>
                 <w:rFonts w:ascii="Times New Roman" w:hAnsi="Times New Roman" w:cs="Times New Roman"/>
                 <w:sz w:val="28"/>
@@ -1845,6 +1913,7 @@
           <w:tcPr>
             <w:tcW w:w="846" w:type="dxa"/>
             <w:vMerge/>
+            <w:vAlign w:val="center"/>
           </w:tcPr>
           <w:p>
             <w:pPr>
@@ -1862,11 +1931,12 @@
         <w:tc>
           <w:tcPr>
             <w:tcW w:w="2268" w:type="dxa"/>
-          </w:tcPr>
-          <w:p>
-            <w:pPr>
-              <w:spacing w:line="360" w:lineRule="auto"/>
-              <w:jc w:val="both"/>
+            <w:vAlign w:val="center"/>
+          </w:tcPr>
+          <w:p>
+            <w:pPr>
+              <w:spacing w:line="360" w:lineRule="auto"/>
+              <w:jc w:val="center"/>
               <w:rPr>
                 <w:rFonts w:ascii="Times New Roman" w:hAnsi="Times New Roman" w:cs="Times New Roman"/>
                 <w:sz w:val="28"/>
@@ -1888,6 +1958,7 @@
         <w:tc>
           <w:tcPr>
             <w:tcW w:w="2693" w:type="dxa"/>
+            <w:vAlign w:val="center"/>
           </w:tcPr>
           <w:p>
             <w:pPr>
@@ -1897,6 +1968,7 @@
                 <w:numId w:val="1"/>
               </w:numPr>
               <w:ind w:left="26" w:right="164" w:firstLine="0"/>
+              <w:jc w:val="center"/>
               <w:rPr>
                 <w:rFonts w:ascii="Times New Roman" w:hAnsi="Times New Roman" w:cs="Times New Roman"/>
                 <w:color w:val="000000" w:themeColor="text1"/>
@@ -1913,7 +1985,7 @@
                 <w:szCs w:val="28"/>
                 <w:lang w:val="vi-VN"/>
               </w:rPr>
-              <w:t xml:space="preserve">Tổng quan về chữ ký số </w:t>
+              <w:t>Tổng quan về chữ ký số</w:t>
             </w:r>
           </w:p>
           <w:p>
@@ -1925,7 +1997,7 @@
               </w:numPr>
               <w:spacing w:line="360" w:lineRule="auto"/>
               <w:ind w:left="26" w:right="164" w:firstLine="0"/>
-              <w:jc w:val="both"/>
+              <w:jc w:val="center"/>
               <w:rPr>
                 <w:rFonts w:ascii="Times New Roman" w:hAnsi="Times New Roman" w:cs="Times New Roman"/>
                 <w:sz w:val="28"/>
@@ -1948,44 +2020,48 @@
         <w:tc>
           <w:tcPr>
             <w:tcW w:w="3544" w:type="dxa"/>
+            <w:vAlign w:val="center"/>
           </w:tcPr>
           <w:p>
             <w:pPr>
               <w:pStyle w:val="NormalWeb"/>
-              <w:rPr>
-                <w:sz w:val="28"/>
-                <w:szCs w:val="28"/>
-                <w:lang w:val="vi-VN"/>
-              </w:rPr>
-            </w:pPr>
-            <w:r>
-              <w:rPr>
-                <w:sz w:val="28"/>
-                <w:szCs w:val="28"/>
-              </w:rPr>
-              <w:t xml:space="preserve">- Nghiên cứu tài liệu về chữ ký số từ Luật Giao dịch điện tử Việt Nam và các tiêu chuẩn quốc tế. </w:t>
+              <w:jc w:val="center"/>
+              <w:rPr>
+                <w:sz w:val="28"/>
+                <w:szCs w:val="28"/>
+                <w:lang w:val="vi-VN"/>
+              </w:rPr>
+            </w:pPr>
+            <w:r>
+              <w:rPr>
+                <w:sz w:val="28"/>
+                <w:szCs w:val="28"/>
+              </w:rPr>
+              <w:t>- Nghiên cứu tài liệu về chữ ký số từ Luật Giao dịch điện tử Việt Nam và các tiêu chuẩn quốc tế.</w:t>
             </w:r>
           </w:p>
           <w:p>
             <w:pPr>
               <w:pStyle w:val="NormalWeb"/>
-              <w:rPr>
-                <w:sz w:val="28"/>
-                <w:szCs w:val="28"/>
-                <w:lang w:val="vi-VN"/>
-              </w:rPr>
-            </w:pPr>
-            <w:r>
-              <w:rPr>
-                <w:sz w:val="28"/>
-                <w:szCs w:val="28"/>
-              </w:rPr>
-              <w:t xml:space="preserve">- Phân tích khái niệm, vai trò, vị trí và cơ sở pháp lý của chữ ký số. </w:t>
+              <w:jc w:val="center"/>
+              <w:rPr>
+                <w:sz w:val="28"/>
+                <w:szCs w:val="28"/>
+                <w:lang w:val="vi-VN"/>
+              </w:rPr>
+            </w:pPr>
+            <w:r>
+              <w:rPr>
+                <w:sz w:val="28"/>
+                <w:szCs w:val="28"/>
+              </w:rPr>
+              <w:t>- Phân tích khái niệm, vai trò, vị trí và cơ sở pháp lý của chữ ký số.</w:t>
             </w:r>
           </w:p>
           <w:p>
             <w:pPr>
               <w:pStyle w:val="NormalWeb"/>
+              <w:jc w:val="center"/>
               <w:rPr>
                 <w:sz w:val="28"/>
                 <w:szCs w:val="28"/>
@@ -2002,7 +2078,7 @@
           <w:p>
             <w:pPr>
               <w:spacing w:line="360" w:lineRule="auto"/>
-              <w:jc w:val="both"/>
+              <w:jc w:val="center"/>
               <w:rPr>
                 <w:rFonts w:ascii="Times New Roman" w:hAnsi="Times New Roman" w:cs="Times New Roman"/>
                 <w:sz w:val="28"/>
@@ -2022,6 +2098,7 @@
           <w:tcPr>
             <w:tcW w:w="846" w:type="dxa"/>
             <w:vMerge/>
+            <w:vAlign w:val="center"/>
           </w:tcPr>
           <w:p>
             <w:pPr>
@@ -2039,11 +2116,12 @@
         <w:tc>
           <w:tcPr>
             <w:tcW w:w="2268" w:type="dxa"/>
-          </w:tcPr>
-          <w:p>
-            <w:pPr>
-              <w:spacing w:line="360" w:lineRule="auto"/>
-              <w:jc w:val="both"/>
+            <w:vAlign w:val="center"/>
+          </w:tcPr>
+          <w:p>
+            <w:pPr>
+              <w:spacing w:line="360" w:lineRule="auto"/>
+              <w:jc w:val="center"/>
               <w:rPr>
                 <w:rFonts w:ascii="Times New Roman" w:hAnsi="Times New Roman" w:cs="Times New Roman"/>
                 <w:sz w:val="28"/>
@@ -2065,6 +2143,7 @@
         <w:tc>
           <w:tcPr>
             <w:tcW w:w="2693" w:type="dxa"/>
+            <w:vAlign w:val="center"/>
           </w:tcPr>
           <w:p>
             <w:pPr>
@@ -2074,6 +2153,7 @@
                 <w:numId w:val="1"/>
               </w:numPr>
               <w:ind w:left="26" w:right="164" w:firstLine="0"/>
+              <w:jc w:val="center"/>
               <w:rPr>
                 <w:rFonts w:ascii="Times New Roman" w:hAnsi="Times New Roman" w:cs="Times New Roman"/>
                 <w:color w:val="000000" w:themeColor="text1"/>
@@ -2090,7 +2170,7 @@
                 <w:szCs w:val="28"/>
                 <w:lang w:val="vi-VN"/>
               </w:rPr>
-              <w:t xml:space="preserve">Tổng quan về chữ ký số </w:t>
+              <w:t>Tổng quan về chữ ký số</w:t>
             </w:r>
           </w:p>
           <w:p>
@@ -2102,7 +2182,7 @@
               </w:numPr>
               <w:spacing w:line="360" w:lineRule="auto"/>
               <w:ind w:left="26" w:right="164" w:firstLine="0"/>
-              <w:jc w:val="both"/>
+              <w:jc w:val="center"/>
               <w:rPr>
                 <w:rFonts w:ascii="Times New Roman" w:hAnsi="Times New Roman" w:cs="Times New Roman"/>
                 <w:sz w:val="28"/>
@@ -2125,44 +2205,48 @@
         <w:tc>
           <w:tcPr>
             <w:tcW w:w="3544" w:type="dxa"/>
+            <w:vAlign w:val="center"/>
           </w:tcPr>
           <w:p>
             <w:pPr>
               <w:pStyle w:val="NormalWeb"/>
-              <w:rPr>
-                <w:sz w:val="28"/>
-                <w:szCs w:val="28"/>
-                <w:lang w:val="vi-VN"/>
-              </w:rPr>
-            </w:pPr>
-            <w:r>
-              <w:rPr>
-                <w:sz w:val="28"/>
-                <w:szCs w:val="28"/>
-              </w:rPr>
-              <w:t xml:space="preserve">- Tổng hợp các ưu điểm của chữ ký số và các lĩnh vực ứng dụng thực tế. </w:t>
+              <w:jc w:val="center"/>
+              <w:rPr>
+                <w:sz w:val="28"/>
+                <w:szCs w:val="28"/>
+                <w:lang w:val="vi-VN"/>
+              </w:rPr>
+            </w:pPr>
+            <w:r>
+              <w:rPr>
+                <w:sz w:val="28"/>
+                <w:szCs w:val="28"/>
+              </w:rPr>
+              <w:t>- Tổng hợp các ưu điểm của chữ ký số và các lĩnh vực ứng dụng thực tế.</w:t>
             </w:r>
           </w:p>
           <w:p>
             <w:pPr>
               <w:pStyle w:val="NormalWeb"/>
-              <w:rPr>
-                <w:sz w:val="28"/>
-                <w:szCs w:val="28"/>
-                <w:lang w:val="vi-VN"/>
-              </w:rPr>
-            </w:pPr>
-            <w:r>
-              <w:rPr>
-                <w:sz w:val="28"/>
-                <w:szCs w:val="28"/>
-              </w:rPr>
-              <w:t xml:space="preserve">- Nghiên cứu các ví dụ ứng dụng trong thương mại điện tử, ngân hàng, chính phủ điện tử. </w:t>
+              <w:jc w:val="center"/>
+              <w:rPr>
+                <w:sz w:val="28"/>
+                <w:szCs w:val="28"/>
+                <w:lang w:val="vi-VN"/>
+              </w:rPr>
+            </w:pPr>
+            <w:r>
+              <w:rPr>
+                <w:sz w:val="28"/>
+                <w:szCs w:val="28"/>
+              </w:rPr>
+              <w:t>- Nghiên cứu các ví dụ ứng dụng trong thương mại điện tử, ngân hàng, chính phủ điện tử.</w:t>
             </w:r>
           </w:p>
           <w:p>
             <w:pPr>
               <w:pStyle w:val="NormalWeb"/>
+              <w:jc w:val="center"/>
               <w:rPr>
                 <w:sz w:val="28"/>
                 <w:szCs w:val="28"/>
@@ -2179,7 +2263,7 @@
           <w:p>
             <w:pPr>
               <w:spacing w:line="360" w:lineRule="auto"/>
-              <w:jc w:val="both"/>
+              <w:jc w:val="center"/>
               <w:rPr>
                 <w:rFonts w:ascii="Times New Roman" w:hAnsi="Times New Roman" w:cs="Times New Roman"/>
                 <w:sz w:val="28"/>
@@ -2199,6 +2283,7 @@
           <w:tcPr>
             <w:tcW w:w="846" w:type="dxa"/>
             <w:vMerge/>
+            <w:vAlign w:val="center"/>
           </w:tcPr>
           <w:p>
             <w:pPr>
@@ -2216,11 +2301,12 @@
         <w:tc>
           <w:tcPr>
             <w:tcW w:w="2268" w:type="dxa"/>
-          </w:tcPr>
-          <w:p>
-            <w:pPr>
-              <w:spacing w:line="360" w:lineRule="auto"/>
-              <w:jc w:val="both"/>
+            <w:vAlign w:val="center"/>
+          </w:tcPr>
+          <w:p>
+            <w:pPr>
+              <w:spacing w:line="360" w:lineRule="auto"/>
+              <w:jc w:val="center"/>
               <w:rPr>
                 <w:rFonts w:ascii="Times New Roman" w:hAnsi="Times New Roman" w:cs="Times New Roman"/>
                 <w:sz w:val="28"/>
@@ -2242,6 +2328,7 @@
         <w:tc>
           <w:tcPr>
             <w:tcW w:w="2693" w:type="dxa"/>
+            <w:vAlign w:val="center"/>
           </w:tcPr>
           <w:p>
             <w:pPr>
@@ -2252,7 +2339,7 @@
               </w:numPr>
               <w:spacing w:line="360" w:lineRule="auto"/>
               <w:ind w:left="26" w:right="164" w:firstLine="0"/>
-              <w:jc w:val="both"/>
+              <w:jc w:val="center"/>
               <w:rPr>
                 <w:rFonts w:ascii="Times New Roman" w:hAnsi="Times New Roman" w:cs="Times New Roman"/>
                 <w:sz w:val="28"/>
@@ -2275,27 +2362,30 @@
         <w:tc>
           <w:tcPr>
             <w:tcW w:w="3544" w:type="dxa"/>
+            <w:vAlign w:val="center"/>
           </w:tcPr>
           <w:p>
             <w:pPr>
               <w:pStyle w:val="NormalWeb"/>
-              <w:rPr>
-                <w:sz w:val="28"/>
-                <w:szCs w:val="28"/>
-                <w:lang w:val="vi-VN"/>
-              </w:rPr>
-            </w:pPr>
-            <w:r>
-              <w:rPr>
-                <w:sz w:val="28"/>
-                <w:szCs w:val="28"/>
-              </w:rPr>
-              <w:t xml:space="preserve">- Phân tích sâu độ an toàn, ưu nhược điểm của thuật toán RSA. </w:t>
+              <w:jc w:val="center"/>
+              <w:rPr>
+                <w:sz w:val="28"/>
+                <w:szCs w:val="28"/>
+                <w:lang w:val="vi-VN"/>
+              </w:rPr>
+            </w:pPr>
+            <w:r>
+              <w:rPr>
+                <w:sz w:val="28"/>
+                <w:szCs w:val="28"/>
+              </w:rPr>
+              <w:t>- Phân tích sâu độ an toàn, ưu nhược điểm của thuật toán RSA.</w:t>
             </w:r>
           </w:p>
           <w:p>
             <w:pPr>
               <w:pStyle w:val="NormalWeb"/>
+              <w:jc w:val="center"/>
               <w:rPr>
                 <w:sz w:val="28"/>
                 <w:szCs w:val="28"/>
@@ -2308,12 +2398,13 @@
                 <w:szCs w:val="28"/>
               </w:rPr>
               <w:lastRenderedPageBreak/>
-              <w:t xml:space="preserve">- Thu thập thông tin về các tấn công tiềm ẩn và khuyến nghị kích thước khóa. </w:t>
+              <w:t>- Thu thập thông tin về các tấn công tiềm ẩn và khuyến nghị kích thước khóa.</w:t>
             </w:r>
           </w:p>
           <w:p>
             <w:pPr>
               <w:pStyle w:val="NormalWeb"/>
+              <w:jc w:val="center"/>
               <w:rPr>
                 <w:sz w:val="28"/>
                 <w:szCs w:val="28"/>
@@ -2331,19 +2422,13 @@
           <w:p>
             <w:pPr>
               <w:pStyle w:val="NormalWeb"/>
-              <w:rPr>
-                <w:sz w:val="28"/>
-                <w:szCs w:val="28"/>
-                <w:lang w:val="vi-VN"/>
-              </w:rPr>
-            </w:pPr>
-            <w:r>
-              <w:rPr>
-                <w:sz w:val="28"/>
-                <w:szCs w:val="28"/>
-              </w:rPr>
-              <w:t xml:space="preserve"> </w:t>
-            </w:r>
+              <w:jc w:val="center"/>
+              <w:rPr>
+                <w:sz w:val="28"/>
+                <w:szCs w:val="28"/>
+                <w:lang w:val="vi-VN"/>
+              </w:rPr>
+            </w:pPr>
           </w:p>
         </w:tc>
       </w:tr>
@@ -2356,6 +2441,7 @@
           <w:tcPr>
             <w:tcW w:w="846" w:type="dxa"/>
             <w:vMerge w:val="restart"/>
+            <w:vAlign w:val="center"/>
           </w:tcPr>
           <w:p>
             <w:pPr>
@@ -2430,11 +2516,12 @@
         <w:tc>
           <w:tcPr>
             <w:tcW w:w="2268" w:type="dxa"/>
-          </w:tcPr>
-          <w:p>
-            <w:pPr>
-              <w:spacing w:line="360" w:lineRule="auto"/>
-              <w:jc w:val="both"/>
+            <w:vAlign w:val="center"/>
+          </w:tcPr>
+          <w:p>
+            <w:pPr>
+              <w:spacing w:line="360" w:lineRule="auto"/>
+              <w:jc w:val="center"/>
               <w:rPr>
                 <w:rFonts w:ascii="Times New Roman" w:hAnsi="Times New Roman" w:cs="Times New Roman"/>
                 <w:sz w:val="28"/>
@@ -2456,11 +2543,12 @@
         <w:tc>
           <w:tcPr>
             <w:tcW w:w="2693" w:type="dxa"/>
-          </w:tcPr>
-          <w:p>
-            <w:pPr>
-              <w:spacing w:line="360" w:lineRule="auto"/>
-              <w:jc w:val="both"/>
+            <w:vAlign w:val="center"/>
+          </w:tcPr>
+          <w:p>
+            <w:pPr>
+              <w:spacing w:line="360" w:lineRule="auto"/>
+              <w:jc w:val="center"/>
               <w:rPr>
                 <w:rFonts w:ascii="Times New Roman" w:hAnsi="Times New Roman" w:cs="Times New Roman"/>
                 <w:sz w:val="28"/>
@@ -2473,11 +2561,12 @@
         <w:tc>
           <w:tcPr>
             <w:tcW w:w="3544" w:type="dxa"/>
-          </w:tcPr>
-          <w:p>
-            <w:pPr>
-              <w:spacing w:line="360" w:lineRule="auto"/>
-              <w:jc w:val="both"/>
+            <w:vAlign w:val="center"/>
+          </w:tcPr>
+          <w:p>
+            <w:pPr>
+              <w:spacing w:line="360" w:lineRule="auto"/>
+              <w:jc w:val="center"/>
               <w:rPr>
                 <w:rFonts w:ascii="Times New Roman" w:hAnsi="Times New Roman" w:cs="Times New Roman"/>
                 <w:sz w:val="28"/>
@@ -2497,6 +2586,7 @@
           <w:tcPr>
             <w:tcW w:w="846" w:type="dxa"/>
             <w:vMerge/>
+            <w:vAlign w:val="center"/>
           </w:tcPr>
           <w:p>
             <w:pPr>
@@ -2514,11 +2604,12 @@
         <w:tc>
           <w:tcPr>
             <w:tcW w:w="2268" w:type="dxa"/>
-          </w:tcPr>
-          <w:p>
-            <w:pPr>
-              <w:spacing w:line="360" w:lineRule="auto"/>
-              <w:jc w:val="both"/>
+            <w:vAlign w:val="center"/>
+          </w:tcPr>
+          <w:p>
+            <w:pPr>
+              <w:spacing w:line="360" w:lineRule="auto"/>
+              <w:jc w:val="center"/>
               <w:rPr>
                 <w:rFonts w:ascii="Times New Roman" w:hAnsi="Times New Roman" w:cs="Times New Roman"/>
                 <w:sz w:val="28"/>
@@ -2540,11 +2631,12 @@
         <w:tc>
           <w:tcPr>
             <w:tcW w:w="2693" w:type="dxa"/>
-          </w:tcPr>
-          <w:p>
-            <w:pPr>
-              <w:spacing w:line="360" w:lineRule="auto"/>
-              <w:jc w:val="both"/>
+            <w:vAlign w:val="center"/>
+          </w:tcPr>
+          <w:p>
+            <w:pPr>
+              <w:spacing w:line="360" w:lineRule="auto"/>
+              <w:jc w:val="center"/>
               <w:rPr>
                 <w:rFonts w:ascii="Times New Roman" w:hAnsi="Times New Roman" w:cs="Times New Roman"/>
                 <w:sz w:val="28"/>
@@ -2557,11 +2649,12 @@
         <w:tc>
           <w:tcPr>
             <w:tcW w:w="3544" w:type="dxa"/>
-          </w:tcPr>
-          <w:p>
-            <w:pPr>
-              <w:spacing w:line="360" w:lineRule="auto"/>
-              <w:jc w:val="both"/>
+            <w:vAlign w:val="center"/>
+          </w:tcPr>
+          <w:p>
+            <w:pPr>
+              <w:spacing w:line="360" w:lineRule="auto"/>
+              <w:jc w:val="center"/>
               <w:rPr>
                 <w:rFonts w:ascii="Times New Roman" w:hAnsi="Times New Roman" w:cs="Times New Roman"/>
                 <w:sz w:val="28"/>
@@ -2581,6 +2674,7 @@
           <w:tcPr>
             <w:tcW w:w="846" w:type="dxa"/>
             <w:vMerge/>
+            <w:vAlign w:val="center"/>
           </w:tcPr>
           <w:p>
             <w:pPr>
@@ -2598,11 +2692,12 @@
         <w:tc>
           <w:tcPr>
             <w:tcW w:w="2268" w:type="dxa"/>
-          </w:tcPr>
-          <w:p>
-            <w:pPr>
-              <w:spacing w:line="360" w:lineRule="auto"/>
-              <w:jc w:val="both"/>
+            <w:vAlign w:val="center"/>
+          </w:tcPr>
+          <w:p>
+            <w:pPr>
+              <w:spacing w:line="360" w:lineRule="auto"/>
+              <w:jc w:val="center"/>
               <w:rPr>
                 <w:rFonts w:ascii="Times New Roman" w:hAnsi="Times New Roman" w:cs="Times New Roman"/>
                 <w:sz w:val="28"/>
@@ -2624,11 +2719,12 @@
         <w:tc>
           <w:tcPr>
             <w:tcW w:w="2693" w:type="dxa"/>
-          </w:tcPr>
-          <w:p>
-            <w:pPr>
-              <w:spacing w:line="360" w:lineRule="auto"/>
-              <w:jc w:val="both"/>
+            <w:vAlign w:val="center"/>
+          </w:tcPr>
+          <w:p>
+            <w:pPr>
+              <w:spacing w:line="360" w:lineRule="auto"/>
+              <w:jc w:val="center"/>
               <w:rPr>
                 <w:rFonts w:ascii="Times New Roman" w:hAnsi="Times New Roman" w:cs="Times New Roman"/>
                 <w:sz w:val="28"/>
@@ -2641,11 +2737,12 @@
         <w:tc>
           <w:tcPr>
             <w:tcW w:w="3544" w:type="dxa"/>
-          </w:tcPr>
-          <w:p>
-            <w:pPr>
-              <w:spacing w:line="360" w:lineRule="auto"/>
-              <w:jc w:val="both"/>
+            <w:vAlign w:val="center"/>
+          </w:tcPr>
+          <w:p>
+            <w:pPr>
+              <w:spacing w:line="360" w:lineRule="auto"/>
+              <w:jc w:val="center"/>
               <w:rPr>
                 <w:rFonts w:ascii="Times New Roman" w:hAnsi="Times New Roman" w:cs="Times New Roman"/>
                 <w:sz w:val="28"/>
@@ -2665,6 +2762,7 @@
           <w:tcPr>
             <w:tcW w:w="846" w:type="dxa"/>
             <w:vMerge/>
+            <w:vAlign w:val="center"/>
           </w:tcPr>
           <w:p>
             <w:pPr>
@@ -2682,11 +2780,12 @@
         <w:tc>
           <w:tcPr>
             <w:tcW w:w="2268" w:type="dxa"/>
-          </w:tcPr>
-          <w:p>
-            <w:pPr>
-              <w:spacing w:line="360" w:lineRule="auto"/>
-              <w:jc w:val="both"/>
+            <w:vAlign w:val="center"/>
+          </w:tcPr>
+          <w:p>
+            <w:pPr>
+              <w:spacing w:line="360" w:lineRule="auto"/>
+              <w:jc w:val="center"/>
               <w:rPr>
                 <w:rFonts w:ascii="Times New Roman" w:hAnsi="Times New Roman" w:cs="Times New Roman"/>
                 <w:sz w:val="28"/>
@@ -2708,11 +2807,12 @@
         <w:tc>
           <w:tcPr>
             <w:tcW w:w="2693" w:type="dxa"/>
-          </w:tcPr>
-          <w:p>
-            <w:pPr>
-              <w:spacing w:line="360" w:lineRule="auto"/>
-              <w:jc w:val="both"/>
+            <w:vAlign w:val="center"/>
+          </w:tcPr>
+          <w:p>
+            <w:pPr>
+              <w:spacing w:line="360" w:lineRule="auto"/>
+              <w:jc w:val="center"/>
               <w:rPr>
                 <w:rFonts w:ascii="Times New Roman" w:hAnsi="Times New Roman" w:cs="Times New Roman"/>
                 <w:sz w:val="28"/>
@@ -2725,11 +2825,12 @@
         <w:tc>
           <w:tcPr>
             <w:tcW w:w="3544" w:type="dxa"/>
-          </w:tcPr>
-          <w:p>
-            <w:pPr>
-              <w:spacing w:line="360" w:lineRule="auto"/>
-              <w:jc w:val="both"/>
+            <w:vAlign w:val="center"/>
+          </w:tcPr>
+          <w:p>
+            <w:pPr>
+              <w:spacing w:line="360" w:lineRule="auto"/>
+              <w:jc w:val="center"/>
               <w:rPr>
                 <w:rFonts w:ascii="Times New Roman" w:hAnsi="Times New Roman" w:cs="Times New Roman"/>
                 <w:sz w:val="28"/>
@@ -2749,6 +2850,7 @@
           <w:tcPr>
             <w:tcW w:w="846" w:type="dxa"/>
             <w:vMerge/>
+            <w:vAlign w:val="center"/>
           </w:tcPr>
           <w:p>
             <w:pPr>
@@ -2766,11 +2868,12 @@
         <w:tc>
           <w:tcPr>
             <w:tcW w:w="2268" w:type="dxa"/>
-          </w:tcPr>
-          <w:p>
-            <w:pPr>
-              <w:spacing w:line="360" w:lineRule="auto"/>
-              <w:jc w:val="both"/>
+            <w:vAlign w:val="center"/>
+          </w:tcPr>
+          <w:p>
+            <w:pPr>
+              <w:spacing w:line="360" w:lineRule="auto"/>
+              <w:jc w:val="center"/>
               <w:rPr>
                 <w:rFonts w:ascii="Times New Roman" w:hAnsi="Times New Roman" w:cs="Times New Roman"/>
                 <w:sz w:val="28"/>
@@ -2792,11 +2895,12 @@
         <w:tc>
           <w:tcPr>
             <w:tcW w:w="2693" w:type="dxa"/>
-          </w:tcPr>
-          <w:p>
-            <w:pPr>
-              <w:spacing w:line="360" w:lineRule="auto"/>
-              <w:jc w:val="both"/>
+            <w:vAlign w:val="center"/>
+          </w:tcPr>
+          <w:p>
+            <w:pPr>
+              <w:spacing w:line="360" w:lineRule="auto"/>
+              <w:jc w:val="center"/>
               <w:rPr>
                 <w:rFonts w:ascii="Times New Roman" w:hAnsi="Times New Roman" w:cs="Times New Roman"/>
                 <w:sz w:val="28"/>
@@ -2809,11 +2913,12 @@
         <w:tc>
           <w:tcPr>
             <w:tcW w:w="3544" w:type="dxa"/>
-          </w:tcPr>
-          <w:p>
-            <w:pPr>
-              <w:spacing w:line="360" w:lineRule="auto"/>
-              <w:jc w:val="both"/>
+            <w:vAlign w:val="center"/>
+          </w:tcPr>
+          <w:p>
+            <w:pPr>
+              <w:spacing w:line="360" w:lineRule="auto"/>
+              <w:jc w:val="center"/>
               <w:rPr>
                 <w:rFonts w:ascii="Times New Roman" w:hAnsi="Times New Roman" w:cs="Times New Roman"/>
                 <w:sz w:val="28"/>
@@ -2833,6 +2938,7 @@
           <w:tcPr>
             <w:tcW w:w="846" w:type="dxa"/>
             <w:vMerge w:val="restart"/>
+            <w:vAlign w:val="center"/>
           </w:tcPr>
           <w:p>
             <w:pPr>
@@ -2931,11 +3037,12 @@
         <w:tc>
           <w:tcPr>
             <w:tcW w:w="2268" w:type="dxa"/>
-          </w:tcPr>
-          <w:p>
-            <w:pPr>
-              <w:spacing w:line="360" w:lineRule="auto"/>
-              <w:jc w:val="both"/>
+            <w:vAlign w:val="center"/>
+          </w:tcPr>
+          <w:p>
+            <w:pPr>
+              <w:spacing w:line="360" w:lineRule="auto"/>
+              <w:jc w:val="center"/>
               <w:rPr>
                 <w:rFonts w:ascii="Times New Roman" w:hAnsi="Times New Roman" w:cs="Times New Roman"/>
                 <w:sz w:val="28"/>
@@ -2957,11 +3064,12 @@
         <w:tc>
           <w:tcPr>
             <w:tcW w:w="2693" w:type="dxa"/>
-          </w:tcPr>
-          <w:p>
-            <w:pPr>
-              <w:spacing w:line="360" w:lineRule="auto"/>
-              <w:jc w:val="both"/>
+            <w:vAlign w:val="center"/>
+          </w:tcPr>
+          <w:p>
+            <w:pPr>
+              <w:spacing w:line="360" w:lineRule="auto"/>
+              <w:jc w:val="center"/>
               <w:rPr>
                 <w:rFonts w:ascii="Times New Roman" w:hAnsi="Times New Roman" w:cs="Times New Roman"/>
                 <w:sz w:val="28"/>
@@ -2974,11 +3082,12 @@
         <w:tc>
           <w:tcPr>
             <w:tcW w:w="3544" w:type="dxa"/>
-          </w:tcPr>
-          <w:p>
-            <w:pPr>
-              <w:spacing w:line="360" w:lineRule="auto"/>
-              <w:jc w:val="both"/>
+            <w:vAlign w:val="center"/>
+          </w:tcPr>
+          <w:p>
+            <w:pPr>
+              <w:spacing w:line="360" w:lineRule="auto"/>
+              <w:jc w:val="center"/>
               <w:rPr>
                 <w:rFonts w:ascii="Times New Roman" w:hAnsi="Times New Roman" w:cs="Times New Roman"/>
                 <w:sz w:val="28"/>
@@ -2998,11 +3107,12 @@
           <w:tcPr>
             <w:tcW w:w="846" w:type="dxa"/>
             <w:vMerge/>
-          </w:tcPr>
-          <w:p>
-            <w:pPr>
-              <w:spacing w:line="360" w:lineRule="auto"/>
-              <w:jc w:val="both"/>
+            <w:vAlign w:val="center"/>
+          </w:tcPr>
+          <w:p>
+            <w:pPr>
+              <w:spacing w:line="360" w:lineRule="auto"/>
+              <w:jc w:val="center"/>
               <w:rPr>
                 <w:rFonts w:ascii="Times New Roman" w:hAnsi="Times New Roman" w:cs="Times New Roman"/>
                 <w:sz w:val="28"/>
@@ -3015,11 +3125,12 @@
         <w:tc>
           <w:tcPr>
             <w:tcW w:w="2268" w:type="dxa"/>
-          </w:tcPr>
-          <w:p>
-            <w:pPr>
-              <w:spacing w:line="360" w:lineRule="auto"/>
-              <w:jc w:val="both"/>
+            <w:vAlign w:val="center"/>
+          </w:tcPr>
+          <w:p>
+            <w:pPr>
+              <w:spacing w:line="360" w:lineRule="auto"/>
+              <w:jc w:val="center"/>
               <w:rPr>
                 <w:rFonts w:ascii="Times New Roman" w:hAnsi="Times New Roman" w:cs="Times New Roman"/>
                 <w:sz w:val="28"/>
@@ -3041,11 +3152,12 @@
         <w:tc>
           <w:tcPr>
             <w:tcW w:w="2693" w:type="dxa"/>
-          </w:tcPr>
-          <w:p>
-            <w:pPr>
-              <w:spacing w:line="360" w:lineRule="auto"/>
-              <w:jc w:val="both"/>
+            <w:vAlign w:val="center"/>
+          </w:tcPr>
+          <w:p>
+            <w:pPr>
+              <w:spacing w:line="360" w:lineRule="auto"/>
+              <w:jc w:val="center"/>
               <w:rPr>
                 <w:rFonts w:ascii="Times New Roman" w:hAnsi="Times New Roman" w:cs="Times New Roman"/>
                 <w:sz w:val="28"/>
@@ -3058,11 +3170,12 @@
         <w:tc>
           <w:tcPr>
             <w:tcW w:w="3544" w:type="dxa"/>
-          </w:tcPr>
-          <w:p>
-            <w:pPr>
-              <w:spacing w:line="360" w:lineRule="auto"/>
-              <w:jc w:val="both"/>
+            <w:vAlign w:val="center"/>
+          </w:tcPr>
+          <w:p>
+            <w:pPr>
+              <w:spacing w:line="360" w:lineRule="auto"/>
+              <w:jc w:val="center"/>
               <w:rPr>
                 <w:rFonts w:ascii="Times New Roman" w:hAnsi="Times New Roman" w:cs="Times New Roman"/>
                 <w:sz w:val="28"/>
@@ -3082,11 +3195,12 @@
           <w:tcPr>
             <w:tcW w:w="846" w:type="dxa"/>
             <w:vMerge/>
-          </w:tcPr>
-          <w:p>
-            <w:pPr>
-              <w:spacing w:line="360" w:lineRule="auto"/>
-              <w:jc w:val="both"/>
+            <w:vAlign w:val="center"/>
+          </w:tcPr>
+          <w:p>
+            <w:pPr>
+              <w:spacing w:line="360" w:lineRule="auto"/>
+              <w:jc w:val="center"/>
               <w:rPr>
                 <w:rFonts w:ascii="Times New Roman" w:hAnsi="Times New Roman" w:cs="Times New Roman"/>
                 <w:sz w:val="28"/>
@@ -3099,11 +3213,12 @@
         <w:tc>
           <w:tcPr>
             <w:tcW w:w="2268" w:type="dxa"/>
-          </w:tcPr>
-          <w:p>
-            <w:pPr>
-              <w:spacing w:line="360" w:lineRule="auto"/>
-              <w:jc w:val="both"/>
+            <w:vAlign w:val="center"/>
+          </w:tcPr>
+          <w:p>
+            <w:pPr>
+              <w:spacing w:line="360" w:lineRule="auto"/>
+              <w:jc w:val="center"/>
               <w:rPr>
                 <w:rFonts w:ascii="Times New Roman" w:hAnsi="Times New Roman" w:cs="Times New Roman"/>
                 <w:sz w:val="28"/>
@@ -3125,11 +3240,12 @@
         <w:tc>
           <w:tcPr>
             <w:tcW w:w="2693" w:type="dxa"/>
-          </w:tcPr>
-          <w:p>
-            <w:pPr>
-              <w:spacing w:line="360" w:lineRule="auto"/>
-              <w:jc w:val="both"/>
+            <w:vAlign w:val="center"/>
+          </w:tcPr>
+          <w:p>
+            <w:pPr>
+              <w:spacing w:line="360" w:lineRule="auto"/>
+              <w:jc w:val="center"/>
               <w:rPr>
                 <w:rFonts w:ascii="Times New Roman" w:hAnsi="Times New Roman" w:cs="Times New Roman"/>
                 <w:sz w:val="28"/>
@@ -3142,11 +3258,12 @@
         <w:tc>
           <w:tcPr>
             <w:tcW w:w="3544" w:type="dxa"/>
-          </w:tcPr>
-          <w:p>
-            <w:pPr>
-              <w:spacing w:line="360" w:lineRule="auto"/>
-              <w:jc w:val="both"/>
+            <w:vAlign w:val="center"/>
+          </w:tcPr>
+          <w:p>
+            <w:pPr>
+              <w:spacing w:line="360" w:lineRule="auto"/>
+              <w:jc w:val="center"/>
               <w:rPr>
                 <w:rFonts w:ascii="Times New Roman" w:hAnsi="Times New Roman" w:cs="Times New Roman"/>
                 <w:sz w:val="28"/>
@@ -3166,11 +3283,12 @@
           <w:tcPr>
             <w:tcW w:w="846" w:type="dxa"/>
             <w:vMerge/>
-          </w:tcPr>
-          <w:p>
-            <w:pPr>
-              <w:spacing w:line="360" w:lineRule="auto"/>
-              <w:jc w:val="both"/>
+            <w:vAlign w:val="center"/>
+          </w:tcPr>
+          <w:p>
+            <w:pPr>
+              <w:spacing w:line="360" w:lineRule="auto"/>
+              <w:jc w:val="center"/>
               <w:rPr>
                 <w:rFonts w:ascii="Times New Roman" w:hAnsi="Times New Roman" w:cs="Times New Roman"/>
                 <w:sz w:val="28"/>
@@ -3183,11 +3301,12 @@
         <w:tc>
           <w:tcPr>
             <w:tcW w:w="2268" w:type="dxa"/>
-          </w:tcPr>
-          <w:p>
-            <w:pPr>
-              <w:spacing w:line="360" w:lineRule="auto"/>
-              <w:jc w:val="both"/>
+            <w:vAlign w:val="center"/>
+          </w:tcPr>
+          <w:p>
+            <w:pPr>
+              <w:spacing w:line="360" w:lineRule="auto"/>
+              <w:jc w:val="center"/>
               <w:rPr>
                 <w:rFonts w:ascii="Times New Roman" w:hAnsi="Times New Roman" w:cs="Times New Roman"/>
                 <w:sz w:val="28"/>
@@ -3209,11 +3328,12 @@
         <w:tc>
           <w:tcPr>
             <w:tcW w:w="2693" w:type="dxa"/>
-          </w:tcPr>
-          <w:p>
-            <w:pPr>
-              <w:spacing w:line="360" w:lineRule="auto"/>
-              <w:jc w:val="both"/>
+            <w:vAlign w:val="center"/>
+          </w:tcPr>
+          <w:p>
+            <w:pPr>
+              <w:spacing w:line="360" w:lineRule="auto"/>
+              <w:jc w:val="center"/>
               <w:rPr>
                 <w:rFonts w:ascii="Times New Roman" w:hAnsi="Times New Roman" w:cs="Times New Roman"/>
                 <w:sz w:val="28"/>
@@ -3226,11 +3346,12 @@
         <w:tc>
           <w:tcPr>
             <w:tcW w:w="3544" w:type="dxa"/>
-          </w:tcPr>
-          <w:p>
-            <w:pPr>
-              <w:spacing w:line="360" w:lineRule="auto"/>
-              <w:jc w:val="both"/>
+            <w:vAlign w:val="center"/>
+          </w:tcPr>
+          <w:p>
+            <w:pPr>
+              <w:spacing w:line="360" w:lineRule="auto"/>
+              <w:jc w:val="center"/>
               <w:rPr>
                 <w:rFonts w:ascii="Times New Roman" w:hAnsi="Times New Roman" w:cs="Times New Roman"/>
                 <w:sz w:val="28"/>
@@ -3250,11 +3371,12 @@
           <w:tcPr>
             <w:tcW w:w="846" w:type="dxa"/>
             <w:vMerge/>
-          </w:tcPr>
-          <w:p>
-            <w:pPr>
-              <w:spacing w:line="360" w:lineRule="auto"/>
-              <w:jc w:val="both"/>
+            <w:vAlign w:val="center"/>
+          </w:tcPr>
+          <w:p>
+            <w:pPr>
+              <w:spacing w:line="360" w:lineRule="auto"/>
+              <w:jc w:val="center"/>
               <w:rPr>
                 <w:rFonts w:ascii="Times New Roman" w:hAnsi="Times New Roman" w:cs="Times New Roman"/>
                 <w:sz w:val="28"/>
@@ -3267,11 +3389,12 @@
         <w:tc>
           <w:tcPr>
             <w:tcW w:w="2268" w:type="dxa"/>
-          </w:tcPr>
-          <w:p>
-            <w:pPr>
-              <w:spacing w:line="360" w:lineRule="auto"/>
-              <w:jc w:val="both"/>
+            <w:vAlign w:val="center"/>
+          </w:tcPr>
+          <w:p>
+            <w:pPr>
+              <w:spacing w:line="360" w:lineRule="auto"/>
+              <w:jc w:val="center"/>
               <w:rPr>
                 <w:rFonts w:ascii="Times New Roman" w:hAnsi="Times New Roman" w:cs="Times New Roman"/>
                 <w:sz w:val="28"/>
@@ -3293,11 +3416,12 @@
         <w:tc>
           <w:tcPr>
             <w:tcW w:w="2693" w:type="dxa"/>
-          </w:tcPr>
-          <w:p>
-            <w:pPr>
-              <w:spacing w:line="360" w:lineRule="auto"/>
-              <w:jc w:val="both"/>
+            <w:vAlign w:val="center"/>
+          </w:tcPr>
+          <w:p>
+            <w:pPr>
+              <w:spacing w:line="360" w:lineRule="auto"/>
+              <w:jc w:val="center"/>
               <w:rPr>
                 <w:rFonts w:ascii="Times New Roman" w:hAnsi="Times New Roman" w:cs="Times New Roman"/>
                 <w:sz w:val="28"/>
@@ -3310,11 +3434,12 @@
         <w:tc>
           <w:tcPr>
             <w:tcW w:w="3544" w:type="dxa"/>
-          </w:tcPr>
-          <w:p>
-            <w:pPr>
-              <w:spacing w:line="360" w:lineRule="auto"/>
-              <w:jc w:val="both"/>
+            <w:vAlign w:val="center"/>
+          </w:tcPr>
+          <w:p>
+            <w:pPr>
+              <w:spacing w:line="360" w:lineRule="auto"/>
+              <w:jc w:val="center"/>
               <w:rPr>
                 <w:rFonts w:ascii="Times New Roman" w:hAnsi="Times New Roman" w:cs="Times New Roman"/>
                 <w:sz w:val="28"/>
@@ -3334,6 +3459,7 @@
           <w:tcPr>
             <w:tcW w:w="846" w:type="dxa"/>
             <w:vMerge w:val="restart"/>
+            <w:vAlign w:val="center"/>
           </w:tcPr>
           <w:p>
             <w:pPr>
@@ -3408,11 +3534,12 @@
         <w:tc>
           <w:tcPr>
             <w:tcW w:w="2268" w:type="dxa"/>
-          </w:tcPr>
-          <w:p>
-            <w:pPr>
-              <w:spacing w:line="360" w:lineRule="auto"/>
-              <w:jc w:val="both"/>
+            <w:vAlign w:val="center"/>
+          </w:tcPr>
+          <w:p>
+            <w:pPr>
+              <w:spacing w:line="360" w:lineRule="auto"/>
+              <w:jc w:val="center"/>
               <w:rPr>
                 <w:rFonts w:ascii="Times New Roman" w:hAnsi="Times New Roman" w:cs="Times New Roman"/>
                 <w:sz w:val="28"/>
@@ -3434,11 +3561,12 @@
         <w:tc>
           <w:tcPr>
             <w:tcW w:w="2693" w:type="dxa"/>
-          </w:tcPr>
-          <w:p>
-            <w:pPr>
-              <w:spacing w:line="360" w:lineRule="auto"/>
-              <w:jc w:val="both"/>
+            <w:vAlign w:val="center"/>
+          </w:tcPr>
+          <w:p>
+            <w:pPr>
+              <w:spacing w:line="360" w:lineRule="auto"/>
+              <w:jc w:val="center"/>
               <w:rPr>
                 <w:rFonts w:ascii="Times New Roman" w:hAnsi="Times New Roman" w:cs="Times New Roman"/>
                 <w:sz w:val="28"/>
@@ -3451,11 +3579,12 @@
         <w:tc>
           <w:tcPr>
             <w:tcW w:w="3544" w:type="dxa"/>
-          </w:tcPr>
-          <w:p>
-            <w:pPr>
-              <w:spacing w:line="360" w:lineRule="auto"/>
-              <w:jc w:val="both"/>
+            <w:vAlign w:val="center"/>
+          </w:tcPr>
+          <w:p>
+            <w:pPr>
+              <w:spacing w:line="360" w:lineRule="auto"/>
+              <w:jc w:val="center"/>
               <w:rPr>
                 <w:rFonts w:ascii="Times New Roman" w:hAnsi="Times New Roman" w:cs="Times New Roman"/>
                 <w:sz w:val="28"/>
@@ -3475,11 +3604,12 @@
           <w:tcPr>
             <w:tcW w:w="846" w:type="dxa"/>
             <w:vMerge/>
-          </w:tcPr>
-          <w:p>
-            <w:pPr>
-              <w:spacing w:line="360" w:lineRule="auto"/>
-              <w:jc w:val="both"/>
+            <w:vAlign w:val="center"/>
+          </w:tcPr>
+          <w:p>
+            <w:pPr>
+              <w:spacing w:line="360" w:lineRule="auto"/>
+              <w:jc w:val="center"/>
               <w:rPr>
                 <w:rFonts w:ascii="Times New Roman" w:hAnsi="Times New Roman" w:cs="Times New Roman"/>
                 <w:sz w:val="28"/>
@@ -3492,11 +3622,12 @@
         <w:tc>
           <w:tcPr>
             <w:tcW w:w="2268" w:type="dxa"/>
-          </w:tcPr>
-          <w:p>
-            <w:pPr>
-              <w:spacing w:line="360" w:lineRule="auto"/>
-              <w:jc w:val="both"/>
+            <w:vAlign w:val="center"/>
+          </w:tcPr>
+          <w:p>
+            <w:pPr>
+              <w:spacing w:line="360" w:lineRule="auto"/>
+              <w:jc w:val="center"/>
               <w:rPr>
                 <w:rFonts w:ascii="Times New Roman" w:hAnsi="Times New Roman" w:cs="Times New Roman"/>
                 <w:sz w:val="28"/>
@@ -3518,11 +3649,12 @@
         <w:tc>
           <w:tcPr>
             <w:tcW w:w="2693" w:type="dxa"/>
-          </w:tcPr>
-          <w:p>
-            <w:pPr>
-              <w:spacing w:line="360" w:lineRule="auto"/>
-              <w:jc w:val="both"/>
+            <w:vAlign w:val="center"/>
+          </w:tcPr>
+          <w:p>
+            <w:pPr>
+              <w:spacing w:line="360" w:lineRule="auto"/>
+              <w:jc w:val="center"/>
               <w:rPr>
                 <w:rFonts w:ascii="Times New Roman" w:hAnsi="Times New Roman" w:cs="Times New Roman"/>
                 <w:sz w:val="28"/>
@@ -3535,11 +3667,12 @@
         <w:tc>
           <w:tcPr>
             <w:tcW w:w="3544" w:type="dxa"/>
-          </w:tcPr>
-          <w:p>
-            <w:pPr>
-              <w:spacing w:line="360" w:lineRule="auto"/>
-              <w:jc w:val="both"/>
+            <w:vAlign w:val="center"/>
+          </w:tcPr>
+          <w:p>
+            <w:pPr>
+              <w:spacing w:line="360" w:lineRule="auto"/>
+              <w:jc w:val="center"/>
               <w:rPr>
                 <w:rFonts w:ascii="Times New Roman" w:hAnsi="Times New Roman" w:cs="Times New Roman"/>
                 <w:sz w:val="28"/>
@@ -3559,11 +3692,12 @@
           <w:tcPr>
             <w:tcW w:w="846" w:type="dxa"/>
             <w:vMerge/>
-          </w:tcPr>
-          <w:p>
-            <w:pPr>
-              <w:spacing w:line="360" w:lineRule="auto"/>
-              <w:jc w:val="both"/>
+            <w:vAlign w:val="center"/>
+          </w:tcPr>
+          <w:p>
+            <w:pPr>
+              <w:spacing w:line="360" w:lineRule="auto"/>
+              <w:jc w:val="center"/>
               <w:rPr>
                 <w:rFonts w:ascii="Times New Roman" w:hAnsi="Times New Roman" w:cs="Times New Roman"/>
                 <w:sz w:val="28"/>
@@ -3576,11 +3710,12 @@
         <w:tc>
           <w:tcPr>
             <w:tcW w:w="2268" w:type="dxa"/>
-          </w:tcPr>
-          <w:p>
-            <w:pPr>
-              <w:spacing w:line="360" w:lineRule="auto"/>
-              <w:jc w:val="both"/>
+            <w:vAlign w:val="center"/>
+          </w:tcPr>
+          <w:p>
+            <w:pPr>
+              <w:spacing w:line="360" w:lineRule="auto"/>
+              <w:jc w:val="center"/>
               <w:rPr>
                 <w:rFonts w:ascii="Times New Roman" w:hAnsi="Times New Roman" w:cs="Times New Roman"/>
                 <w:sz w:val="28"/>
@@ -3602,11 +3737,12 @@
         <w:tc>
           <w:tcPr>
             <w:tcW w:w="2693" w:type="dxa"/>
-          </w:tcPr>
-          <w:p>
-            <w:pPr>
-              <w:spacing w:line="360" w:lineRule="auto"/>
-              <w:jc w:val="both"/>
+            <w:vAlign w:val="center"/>
+          </w:tcPr>
+          <w:p>
+            <w:pPr>
+              <w:spacing w:line="360" w:lineRule="auto"/>
+              <w:jc w:val="center"/>
               <w:rPr>
                 <w:rFonts w:ascii="Times New Roman" w:hAnsi="Times New Roman" w:cs="Times New Roman"/>
                 <w:sz w:val="28"/>
@@ -3619,11 +3755,12 @@
         <w:tc>
           <w:tcPr>
             <w:tcW w:w="3544" w:type="dxa"/>
-          </w:tcPr>
-          <w:p>
-            <w:pPr>
-              <w:spacing w:line="360" w:lineRule="auto"/>
-              <w:jc w:val="both"/>
+            <w:vAlign w:val="center"/>
+          </w:tcPr>
+          <w:p>
+            <w:pPr>
+              <w:spacing w:line="360" w:lineRule="auto"/>
+              <w:jc w:val="center"/>
               <w:rPr>
                 <w:rFonts w:ascii="Times New Roman" w:hAnsi="Times New Roman" w:cs="Times New Roman"/>
                 <w:sz w:val="28"/>
@@ -3643,11 +3780,12 @@
           <w:tcPr>
             <w:tcW w:w="846" w:type="dxa"/>
             <w:vMerge/>
-          </w:tcPr>
-          <w:p>
-            <w:pPr>
-              <w:spacing w:line="360" w:lineRule="auto"/>
-              <w:jc w:val="both"/>
+            <w:vAlign w:val="center"/>
+          </w:tcPr>
+          <w:p>
+            <w:pPr>
+              <w:spacing w:line="360" w:lineRule="auto"/>
+              <w:jc w:val="center"/>
               <w:rPr>
                 <w:rFonts w:ascii="Times New Roman" w:hAnsi="Times New Roman" w:cs="Times New Roman"/>
                 <w:sz w:val="28"/>
@@ -3660,11 +3798,12 @@
         <w:tc>
           <w:tcPr>
             <w:tcW w:w="2268" w:type="dxa"/>
-          </w:tcPr>
-          <w:p>
-            <w:pPr>
-              <w:spacing w:line="360" w:lineRule="auto"/>
-              <w:jc w:val="both"/>
+            <w:vAlign w:val="center"/>
+          </w:tcPr>
+          <w:p>
+            <w:pPr>
+              <w:spacing w:line="360" w:lineRule="auto"/>
+              <w:jc w:val="center"/>
               <w:rPr>
                 <w:rFonts w:ascii="Times New Roman" w:hAnsi="Times New Roman" w:cs="Times New Roman"/>
                 <w:sz w:val="28"/>
@@ -3686,11 +3825,12 @@
         <w:tc>
           <w:tcPr>
             <w:tcW w:w="2693" w:type="dxa"/>
-          </w:tcPr>
-          <w:p>
-            <w:pPr>
-              <w:spacing w:line="360" w:lineRule="auto"/>
-              <w:jc w:val="both"/>
+            <w:vAlign w:val="center"/>
+          </w:tcPr>
+          <w:p>
+            <w:pPr>
+              <w:spacing w:line="360" w:lineRule="auto"/>
+              <w:jc w:val="center"/>
               <w:rPr>
                 <w:rFonts w:ascii="Times New Roman" w:hAnsi="Times New Roman" w:cs="Times New Roman"/>
                 <w:sz w:val="28"/>
@@ -3703,11 +3843,12 @@
         <w:tc>
           <w:tcPr>
             <w:tcW w:w="3544" w:type="dxa"/>
-          </w:tcPr>
-          <w:p>
-            <w:pPr>
-              <w:spacing w:line="360" w:lineRule="auto"/>
-              <w:jc w:val="both"/>
+            <w:vAlign w:val="center"/>
+          </w:tcPr>
+          <w:p>
+            <w:pPr>
+              <w:spacing w:line="360" w:lineRule="auto"/>
+              <w:jc w:val="center"/>
               <w:rPr>
                 <w:rFonts w:ascii="Times New Roman" w:hAnsi="Times New Roman" w:cs="Times New Roman"/>
                 <w:sz w:val="28"/>
@@ -3727,11 +3868,12 @@
           <w:tcPr>
             <w:tcW w:w="846" w:type="dxa"/>
             <w:vMerge/>
-          </w:tcPr>
-          <w:p>
-            <w:pPr>
-              <w:spacing w:line="360" w:lineRule="auto"/>
-              <w:jc w:val="both"/>
+            <w:vAlign w:val="center"/>
+          </w:tcPr>
+          <w:p>
+            <w:pPr>
+              <w:spacing w:line="360" w:lineRule="auto"/>
+              <w:jc w:val="center"/>
               <w:rPr>
                 <w:rFonts w:ascii="Times New Roman" w:hAnsi="Times New Roman" w:cs="Times New Roman"/>
                 <w:sz w:val="28"/>
@@ -3744,11 +3886,12 @@
         <w:tc>
           <w:tcPr>
             <w:tcW w:w="2268" w:type="dxa"/>
-          </w:tcPr>
-          <w:p>
-            <w:pPr>
-              <w:spacing w:line="360" w:lineRule="auto"/>
-              <w:jc w:val="both"/>
+            <w:vAlign w:val="center"/>
+          </w:tcPr>
+          <w:p>
+            <w:pPr>
+              <w:spacing w:line="360" w:lineRule="auto"/>
+              <w:jc w:val="center"/>
               <w:rPr>
                 <w:rFonts w:ascii="Times New Roman" w:hAnsi="Times New Roman" w:cs="Times New Roman"/>
                 <w:sz w:val="28"/>
@@ -3770,11 +3913,12 @@
         <w:tc>
           <w:tcPr>
             <w:tcW w:w="2693" w:type="dxa"/>
-          </w:tcPr>
-          <w:p>
-            <w:pPr>
-              <w:spacing w:line="360" w:lineRule="auto"/>
-              <w:jc w:val="both"/>
+            <w:vAlign w:val="center"/>
+          </w:tcPr>
+          <w:p>
+            <w:pPr>
+              <w:spacing w:line="360" w:lineRule="auto"/>
+              <w:jc w:val="center"/>
               <w:rPr>
                 <w:rFonts w:ascii="Times New Roman" w:hAnsi="Times New Roman" w:cs="Times New Roman"/>
                 <w:sz w:val="28"/>
@@ -3787,11 +3931,12 @@
         <w:tc>
           <w:tcPr>
             <w:tcW w:w="3544" w:type="dxa"/>
-          </w:tcPr>
-          <w:p>
-            <w:pPr>
-              <w:spacing w:line="360" w:lineRule="auto"/>
-              <w:jc w:val="both"/>
+            <w:vAlign w:val="center"/>
+          </w:tcPr>
+          <w:p>
+            <w:pPr>
+              <w:spacing w:line="360" w:lineRule="auto"/>
+              <w:jc w:val="center"/>
               <w:rPr>
                 <w:rFonts w:ascii="Times New Roman" w:hAnsi="Times New Roman" w:cs="Times New Roman"/>
                 <w:sz w:val="28"/>
